--- a/templates/qr_template_bat_30.docx
+++ b/templates/qr_template_bat_30.docx
@@ -9,11 +9,11 @@
         <w:tblLook w:val="04A0" w:firstRow="1" w:lastRow="0" w:firstColumn="1" w:lastColumn="0" w:noHBand="0" w:noVBand="1"/>
       </w:tblPr>
       <w:tblGrid>
-        <w:gridCol w:w="1075"/>
-        <w:gridCol w:w="2610"/>
-        <w:gridCol w:w="1260"/>
-        <w:gridCol w:w="2667"/>
-        <w:gridCol w:w="1203"/>
+        <w:gridCol w:w="1165"/>
+        <w:gridCol w:w="2700"/>
+        <w:gridCol w:w="1080"/>
+        <w:gridCol w:w="2790"/>
+        <w:gridCol w:w="1080"/>
         <w:gridCol w:w="2520"/>
       </w:tblGrid>
       <w:tr>
@@ -22,12 +22,12 @@
         </w:trPr>
         <w:tc>
           <w:tcPr>
-            <w:tcW w:w="1075" w:type="dxa"/>
-            <w:vAlign w:val="center"/>
-          </w:tcPr>
-          <w:p>
-            <w:pPr>
-              <w:jc w:val="center"/>
+            <w:tcW w:w="1165" w:type="dxa"/>
+            <w:vAlign w:val="center"/>
+          </w:tcPr>
+          <w:p>
+            <w:pPr>
+              <w:jc w:val="right"/>
               <w:rPr>
                 <w:sz w:val="28"/>
                 <w:szCs w:val="32"/>
@@ -44,53 +44,85 @@
         </w:tc>
         <w:tc>
           <w:tcPr>
-            <w:tcW w:w="2610" w:type="dxa"/>
-            <w:vAlign w:val="center"/>
-          </w:tcPr>
-          <w:p>
-            <w:pPr>
-              <w:jc w:val="center"/>
+            <w:tcW w:w="2700" w:type="dxa"/>
+            <w:vAlign w:val="center"/>
+          </w:tcPr>
+          <w:p>
+            <w:pPr>
+              <w:ind w:right="255"/>
+              <w:rPr>
+                <w:sz w:val="14"/>
+                <w:szCs w:val="14"/>
+              </w:rPr>
             </w:pPr>
             <w:r>
+              <w:rPr>
+                <w:sz w:val="14"/>
+                <w:szCs w:val="14"/>
+              </w:rPr>
               <w:t>{{supplier}}</w:t>
             </w:r>
           </w:p>
           <w:p>
             <w:pPr>
-              <w:jc w:val="center"/>
+              <w:ind w:right="255"/>
+              <w:rPr>
+                <w:sz w:val="14"/>
+                <w:szCs w:val="14"/>
+              </w:rPr>
             </w:pPr>
             <w:r>
+              <w:rPr>
+                <w:sz w:val="14"/>
+                <w:szCs w:val="14"/>
+              </w:rPr>
+              <w:t xml:space="preserve">PO: </w:t>
+            </w:r>
+            <w:r>
+              <w:rPr>
+                <w:sz w:val="14"/>
+                <w:szCs w:val="14"/>
+              </w:rPr>
               <w:t>{{mat_po}}</w:t>
             </w:r>
           </w:p>
           <w:p>
             <w:pPr>
-              <w:jc w:val="center"/>
+              <w:ind w:right="255"/>
+              <w:rPr>
+                <w:sz w:val="14"/>
+                <w:szCs w:val="14"/>
+              </w:rPr>
             </w:pPr>
             <w:r>
-              <w:t>{{type}}</w:t>
+              <w:rPr>
+                <w:sz w:val="14"/>
+                <w:szCs w:val="14"/>
+              </w:rPr>
+              <w:t>Type:  {{type}} | Spec: {{spec}}</w:t>
             </w:r>
           </w:p>
           <w:p>
             <w:pPr>
-              <w:jc w:val="center"/>
-              <w:rPr>
-                <w:rFonts w:hint="cs"/>
-              </w:rPr>
+              <w:ind w:right="255"/>
             </w:pPr>
             <w:r>
-              <w:t>{{size}}</w:t>
+              <w:rPr>
+                <w:sz w:val="14"/>
+                <w:szCs w:val="14"/>
+              </w:rPr>
+              <w:t>size: {{size}} | Length: {{length}}</w:t>
             </w:r>
           </w:p>
         </w:tc>
         <w:tc>
           <w:tcPr>
-            <w:tcW w:w="1260" w:type="dxa"/>
-            <w:vAlign w:val="center"/>
-          </w:tcPr>
-          <w:p>
-            <w:pPr>
-              <w:jc w:val="center"/>
+            <w:tcW w:w="1080" w:type="dxa"/>
+            <w:vAlign w:val="center"/>
+          </w:tcPr>
+          <w:p>
+            <w:pPr>
+              <w:jc w:val="right"/>
             </w:pPr>
             <w:r>
               <w:rPr>
@@ -103,50 +135,85 @@
         </w:tc>
         <w:tc>
           <w:tcPr>
-            <w:tcW w:w="2667" w:type="dxa"/>
-            <w:vAlign w:val="center"/>
-          </w:tcPr>
-          <w:p>
-            <w:pPr>
-              <w:jc w:val="center"/>
+            <w:tcW w:w="2790" w:type="dxa"/>
+            <w:vAlign w:val="center"/>
+          </w:tcPr>
+          <w:p>
+            <w:pPr>
+              <w:ind w:right="313"/>
+              <w:rPr>
+                <w:sz w:val="14"/>
+                <w:szCs w:val="14"/>
+              </w:rPr>
             </w:pPr>
             <w:r>
+              <w:rPr>
+                <w:sz w:val="14"/>
+                <w:szCs w:val="14"/>
+              </w:rPr>
               <w:t>{{supplier}}</w:t>
             </w:r>
           </w:p>
           <w:p>
             <w:pPr>
-              <w:jc w:val="center"/>
+              <w:ind w:right="313"/>
+              <w:rPr>
+                <w:sz w:val="14"/>
+                <w:szCs w:val="14"/>
+              </w:rPr>
             </w:pPr>
             <w:r>
+              <w:rPr>
+                <w:sz w:val="14"/>
+                <w:szCs w:val="14"/>
+              </w:rPr>
+              <w:t xml:space="preserve">PO: </w:t>
+            </w:r>
+            <w:r>
+              <w:rPr>
+                <w:sz w:val="14"/>
+                <w:szCs w:val="14"/>
+              </w:rPr>
               <w:t>{{mat_po}}</w:t>
             </w:r>
           </w:p>
           <w:p>
             <w:pPr>
-              <w:jc w:val="center"/>
+              <w:ind w:right="313"/>
+              <w:rPr>
+                <w:sz w:val="14"/>
+                <w:szCs w:val="14"/>
+              </w:rPr>
             </w:pPr>
             <w:r>
-              <w:t>{{type}}</w:t>
+              <w:rPr>
+                <w:sz w:val="14"/>
+                <w:szCs w:val="14"/>
+              </w:rPr>
+              <w:t>Type:  {{type}} | Spec: {{spec}}</w:t>
             </w:r>
           </w:p>
           <w:p>
             <w:pPr>
-              <w:jc w:val="center"/>
+              <w:ind w:right="313"/>
             </w:pPr>
             <w:r>
-              <w:t>{{size}}</w:t>
+              <w:rPr>
+                <w:sz w:val="14"/>
+                <w:szCs w:val="14"/>
+              </w:rPr>
+              <w:t>size: {{size}} | Length: {{length}}</w:t>
             </w:r>
           </w:p>
         </w:tc>
         <w:tc>
           <w:tcPr>
-            <w:tcW w:w="1203" w:type="dxa"/>
-            <w:vAlign w:val="center"/>
-          </w:tcPr>
-          <w:p>
-            <w:pPr>
-              <w:jc w:val="center"/>
+            <w:tcW w:w="1080" w:type="dxa"/>
+            <w:vAlign w:val="center"/>
+          </w:tcPr>
+          <w:p>
+            <w:pPr>
+              <w:jc w:val="right"/>
             </w:pPr>
             <w:r>
               <w:rPr>
@@ -164,34 +231,69 @@
           </w:tcPr>
           <w:p>
             <w:pPr>
-              <w:jc w:val="center"/>
+              <w:ind w:right="76"/>
+              <w:rPr>
+                <w:sz w:val="14"/>
+                <w:szCs w:val="14"/>
+              </w:rPr>
             </w:pPr>
             <w:r>
+              <w:rPr>
+                <w:sz w:val="14"/>
+                <w:szCs w:val="14"/>
+              </w:rPr>
               <w:t>{{supplier}}</w:t>
             </w:r>
           </w:p>
           <w:p>
             <w:pPr>
-              <w:jc w:val="center"/>
+              <w:ind w:right="166"/>
+              <w:rPr>
+                <w:sz w:val="14"/>
+                <w:szCs w:val="14"/>
+              </w:rPr>
             </w:pPr>
             <w:r>
+              <w:rPr>
+                <w:sz w:val="14"/>
+                <w:szCs w:val="14"/>
+              </w:rPr>
+              <w:t xml:space="preserve">PO: </w:t>
+            </w:r>
+            <w:r>
+              <w:rPr>
+                <w:sz w:val="14"/>
+                <w:szCs w:val="14"/>
+              </w:rPr>
               <w:t>{{mat_po}}</w:t>
             </w:r>
           </w:p>
           <w:p>
             <w:pPr>
-              <w:jc w:val="center"/>
+              <w:ind w:right="166"/>
+              <w:rPr>
+                <w:sz w:val="14"/>
+                <w:szCs w:val="14"/>
+              </w:rPr>
             </w:pPr>
             <w:r>
-              <w:t>{{type}}</w:t>
+              <w:rPr>
+                <w:sz w:val="14"/>
+                <w:szCs w:val="14"/>
+              </w:rPr>
+              <w:t>Type:  {{type}} | Spec: {{spec}}</w:t>
             </w:r>
           </w:p>
           <w:p>
             <w:pPr>
-              <w:jc w:val="center"/>
+              <w:ind w:right="166"/>
             </w:pPr>
             <w:r>
-              <w:t>{{size}}</w:t>
+              <w:rPr>
+                <w:sz w:val="14"/>
+                <w:szCs w:val="14"/>
+              </w:rPr>
+              <w:t>size: {{size}} | Length: {{length}}</w:t>
             </w:r>
           </w:p>
         </w:tc>
@@ -202,7 +304,7 @@
         </w:trPr>
         <w:tc>
           <w:tcPr>
-            <w:tcW w:w="1075" w:type="dxa"/>
+            <w:tcW w:w="1165" w:type="dxa"/>
             <w:vAlign w:val="center"/>
           </w:tcPr>
           <w:p>
@@ -213,125 +315,52 @@
                 <w:szCs w:val="32"/>
               </w:rPr>
             </w:pPr>
-            <w:r>
-              <w:rPr>
-                <w:sz w:val="28"/>
-                <w:szCs w:val="32"/>
-              </w:rPr>
-              <w:t>{{QR}}</w:t>
-            </w:r>
-          </w:p>
-        </w:tc>
-        <w:tc>
-          <w:tcPr>
-            <w:tcW w:w="2610" w:type="dxa"/>
-            <w:vAlign w:val="center"/>
-          </w:tcPr>
-          <w:p>
-            <w:pPr>
-              <w:jc w:val="center"/>
-            </w:pPr>
-            <w:r>
-              <w:t>{{supplier}}</w:t>
-            </w:r>
-          </w:p>
-          <w:p>
-            <w:pPr>
-              <w:jc w:val="center"/>
-            </w:pPr>
-            <w:r>
-              <w:t>{{mat_po}}</w:t>
-            </w:r>
-          </w:p>
-          <w:p>
-            <w:pPr>
-              <w:jc w:val="center"/>
-            </w:pPr>
-            <w:r>
-              <w:t>{{type}}</w:t>
-            </w:r>
-          </w:p>
-          <w:p>
-            <w:pPr>
-              <w:jc w:val="center"/>
-            </w:pPr>
-            <w:r>
-              <w:t>{{size}}</w:t>
-            </w:r>
-          </w:p>
-        </w:tc>
-        <w:tc>
-          <w:tcPr>
-            <w:tcW w:w="1260" w:type="dxa"/>
-            <w:vAlign w:val="center"/>
-          </w:tcPr>
-          <w:p>
-            <w:pPr>
-              <w:jc w:val="center"/>
-            </w:pPr>
-            <w:r>
-              <w:rPr>
-                <w:sz w:val="28"/>
-                <w:szCs w:val="32"/>
-              </w:rPr>
-              <w:t>{{QR}}</w:t>
-            </w:r>
-          </w:p>
-        </w:tc>
-        <w:tc>
-          <w:tcPr>
-            <w:tcW w:w="2667" w:type="dxa"/>
-            <w:vAlign w:val="center"/>
-          </w:tcPr>
-          <w:p>
-            <w:pPr>
-              <w:jc w:val="center"/>
-            </w:pPr>
-            <w:r>
-              <w:t>{{supplier}}</w:t>
-            </w:r>
-          </w:p>
-          <w:p>
-            <w:pPr>
-              <w:jc w:val="center"/>
-            </w:pPr>
-            <w:r>
-              <w:t>{{mat_po}}</w:t>
-            </w:r>
-          </w:p>
-          <w:p>
-            <w:pPr>
-              <w:jc w:val="center"/>
-            </w:pPr>
-            <w:r>
-              <w:t>{{type}}</w:t>
-            </w:r>
-          </w:p>
-          <w:p>
-            <w:pPr>
-              <w:jc w:val="center"/>
-            </w:pPr>
-            <w:r>
-              <w:t>{{size}}</w:t>
-            </w:r>
-          </w:p>
-        </w:tc>
-        <w:tc>
-          <w:tcPr>
-            <w:tcW w:w="1203" w:type="dxa"/>
-            <w:vAlign w:val="center"/>
-          </w:tcPr>
-          <w:p>
-            <w:pPr>
-              <w:jc w:val="center"/>
-            </w:pPr>
-            <w:r>
-              <w:rPr>
-                <w:sz w:val="28"/>
-                <w:szCs w:val="32"/>
-              </w:rPr>
-              <w:t>{{QR}}</w:t>
-            </w:r>
+          </w:p>
+        </w:tc>
+        <w:tc>
+          <w:tcPr>
+            <w:tcW w:w="2700" w:type="dxa"/>
+            <w:vAlign w:val="center"/>
+          </w:tcPr>
+          <w:p>
+            <w:pPr>
+              <w:ind w:right="255"/>
+              <w:jc w:val="center"/>
+            </w:pPr>
+          </w:p>
+        </w:tc>
+        <w:tc>
+          <w:tcPr>
+            <w:tcW w:w="1080" w:type="dxa"/>
+            <w:vAlign w:val="center"/>
+          </w:tcPr>
+          <w:p>
+            <w:pPr>
+              <w:jc w:val="center"/>
+            </w:pPr>
+          </w:p>
+        </w:tc>
+        <w:tc>
+          <w:tcPr>
+            <w:tcW w:w="2790" w:type="dxa"/>
+            <w:vAlign w:val="center"/>
+          </w:tcPr>
+          <w:p>
+            <w:pPr>
+              <w:ind w:right="313"/>
+              <w:jc w:val="center"/>
+            </w:pPr>
+          </w:p>
+        </w:tc>
+        <w:tc>
+          <w:tcPr>
+            <w:tcW w:w="1080" w:type="dxa"/>
+            <w:vAlign w:val="center"/>
+          </w:tcPr>
+          <w:p>
+            <w:pPr>
+              <w:jc w:val="center"/>
+            </w:pPr>
           </w:p>
         </w:tc>
         <w:tc>
@@ -341,35 +370,9 @@
           </w:tcPr>
           <w:p>
             <w:pPr>
-              <w:jc w:val="center"/>
-            </w:pPr>
-            <w:r>
-              <w:t>{{supplier}}</w:t>
-            </w:r>
-          </w:p>
-          <w:p>
-            <w:pPr>
-              <w:jc w:val="center"/>
-            </w:pPr>
-            <w:r>
-              <w:t>{{mat_po}}</w:t>
-            </w:r>
-          </w:p>
-          <w:p>
-            <w:pPr>
-              <w:jc w:val="center"/>
-            </w:pPr>
-            <w:r>
-              <w:t>{{type}}</w:t>
-            </w:r>
-          </w:p>
-          <w:p>
-            <w:pPr>
-              <w:jc w:val="center"/>
-            </w:pPr>
-            <w:r>
-              <w:t>{{size}}</w:t>
-            </w:r>
+              <w:ind w:right="166"/>
+              <w:jc w:val="center"/>
+            </w:pPr>
           </w:p>
         </w:tc>
       </w:tr>
@@ -379,7 +382,7 @@
         </w:trPr>
         <w:tc>
           <w:tcPr>
-            <w:tcW w:w="1075" w:type="dxa"/>
+            <w:tcW w:w="1165" w:type="dxa"/>
             <w:vAlign w:val="center"/>
           </w:tcPr>
           <w:p>
@@ -390,125 +393,52 @@
                 <w:szCs w:val="32"/>
               </w:rPr>
             </w:pPr>
-            <w:r>
-              <w:rPr>
-                <w:sz w:val="28"/>
-                <w:szCs w:val="32"/>
-              </w:rPr>
-              <w:t>{{QR}}</w:t>
-            </w:r>
-          </w:p>
-        </w:tc>
-        <w:tc>
-          <w:tcPr>
-            <w:tcW w:w="2610" w:type="dxa"/>
-            <w:vAlign w:val="center"/>
-          </w:tcPr>
-          <w:p>
-            <w:pPr>
-              <w:jc w:val="center"/>
-            </w:pPr>
-            <w:r>
-              <w:t>{{supplier}}</w:t>
-            </w:r>
-          </w:p>
-          <w:p>
-            <w:pPr>
-              <w:jc w:val="center"/>
-            </w:pPr>
-            <w:r>
-              <w:t>{{mat_po}}</w:t>
-            </w:r>
-          </w:p>
-          <w:p>
-            <w:pPr>
-              <w:jc w:val="center"/>
-            </w:pPr>
-            <w:r>
-              <w:t>{{type}}</w:t>
-            </w:r>
-          </w:p>
-          <w:p>
-            <w:pPr>
-              <w:jc w:val="center"/>
-            </w:pPr>
-            <w:r>
-              <w:t>{{size}}</w:t>
-            </w:r>
-          </w:p>
-        </w:tc>
-        <w:tc>
-          <w:tcPr>
-            <w:tcW w:w="1260" w:type="dxa"/>
-            <w:vAlign w:val="center"/>
-          </w:tcPr>
-          <w:p>
-            <w:pPr>
-              <w:jc w:val="center"/>
-            </w:pPr>
-            <w:r>
-              <w:rPr>
-                <w:sz w:val="28"/>
-                <w:szCs w:val="32"/>
-              </w:rPr>
-              <w:t>{{QR}}</w:t>
-            </w:r>
-          </w:p>
-        </w:tc>
-        <w:tc>
-          <w:tcPr>
-            <w:tcW w:w="2667" w:type="dxa"/>
-            <w:vAlign w:val="center"/>
-          </w:tcPr>
-          <w:p>
-            <w:pPr>
-              <w:jc w:val="center"/>
-            </w:pPr>
-            <w:r>
-              <w:t>{{supplier}}</w:t>
-            </w:r>
-          </w:p>
-          <w:p>
-            <w:pPr>
-              <w:jc w:val="center"/>
-            </w:pPr>
-            <w:r>
-              <w:t>{{mat_po}}</w:t>
-            </w:r>
-          </w:p>
-          <w:p>
-            <w:pPr>
-              <w:jc w:val="center"/>
-            </w:pPr>
-            <w:r>
-              <w:t>{{type}}</w:t>
-            </w:r>
-          </w:p>
-          <w:p>
-            <w:pPr>
-              <w:jc w:val="center"/>
-            </w:pPr>
-            <w:r>
-              <w:t>{{size}}</w:t>
-            </w:r>
-          </w:p>
-        </w:tc>
-        <w:tc>
-          <w:tcPr>
-            <w:tcW w:w="1203" w:type="dxa"/>
-            <w:vAlign w:val="center"/>
-          </w:tcPr>
-          <w:p>
-            <w:pPr>
-              <w:jc w:val="center"/>
-            </w:pPr>
-            <w:r>
-              <w:rPr>
-                <w:sz w:val="28"/>
-                <w:szCs w:val="32"/>
-              </w:rPr>
-              <w:t>{{QR}}</w:t>
-            </w:r>
+          </w:p>
+        </w:tc>
+        <w:tc>
+          <w:tcPr>
+            <w:tcW w:w="2700" w:type="dxa"/>
+            <w:vAlign w:val="center"/>
+          </w:tcPr>
+          <w:p>
+            <w:pPr>
+              <w:ind w:right="255"/>
+              <w:jc w:val="center"/>
+            </w:pPr>
+          </w:p>
+        </w:tc>
+        <w:tc>
+          <w:tcPr>
+            <w:tcW w:w="1080" w:type="dxa"/>
+            <w:vAlign w:val="center"/>
+          </w:tcPr>
+          <w:p>
+            <w:pPr>
+              <w:jc w:val="center"/>
+            </w:pPr>
+          </w:p>
+        </w:tc>
+        <w:tc>
+          <w:tcPr>
+            <w:tcW w:w="2790" w:type="dxa"/>
+            <w:vAlign w:val="center"/>
+          </w:tcPr>
+          <w:p>
+            <w:pPr>
+              <w:ind w:right="313"/>
+              <w:jc w:val="center"/>
+            </w:pPr>
+          </w:p>
+        </w:tc>
+        <w:tc>
+          <w:tcPr>
+            <w:tcW w:w="1080" w:type="dxa"/>
+            <w:vAlign w:val="center"/>
+          </w:tcPr>
+          <w:p>
+            <w:pPr>
+              <w:jc w:val="center"/>
+            </w:pPr>
           </w:p>
         </w:tc>
         <w:tc>
@@ -518,35 +448,9 @@
           </w:tcPr>
           <w:p>
             <w:pPr>
-              <w:jc w:val="center"/>
-            </w:pPr>
-            <w:r>
-              <w:t>{{supplier}}</w:t>
-            </w:r>
-          </w:p>
-          <w:p>
-            <w:pPr>
-              <w:jc w:val="center"/>
-            </w:pPr>
-            <w:r>
-              <w:t>{{mat_po}}</w:t>
-            </w:r>
-          </w:p>
-          <w:p>
-            <w:pPr>
-              <w:jc w:val="center"/>
-            </w:pPr>
-            <w:r>
-              <w:t>{{type}}</w:t>
-            </w:r>
-          </w:p>
-          <w:p>
-            <w:pPr>
-              <w:jc w:val="center"/>
-            </w:pPr>
-            <w:r>
-              <w:t>{{size}}</w:t>
-            </w:r>
+              <w:ind w:right="166"/>
+              <w:jc w:val="center"/>
+            </w:pPr>
           </w:p>
         </w:tc>
       </w:tr>
@@ -556,7 +460,7 @@
         </w:trPr>
         <w:tc>
           <w:tcPr>
-            <w:tcW w:w="1075" w:type="dxa"/>
+            <w:tcW w:w="1165" w:type="dxa"/>
             <w:vAlign w:val="center"/>
           </w:tcPr>
           <w:p>
@@ -567,125 +471,52 @@
                 <w:szCs w:val="32"/>
               </w:rPr>
             </w:pPr>
-            <w:r>
-              <w:rPr>
-                <w:sz w:val="28"/>
-                <w:szCs w:val="32"/>
-              </w:rPr>
-              <w:t>{{QR}}</w:t>
-            </w:r>
-          </w:p>
-        </w:tc>
-        <w:tc>
-          <w:tcPr>
-            <w:tcW w:w="2610" w:type="dxa"/>
-            <w:vAlign w:val="center"/>
-          </w:tcPr>
-          <w:p>
-            <w:pPr>
-              <w:jc w:val="center"/>
-            </w:pPr>
-            <w:r>
-              <w:t>{{supplier}}</w:t>
-            </w:r>
-          </w:p>
-          <w:p>
-            <w:pPr>
-              <w:jc w:val="center"/>
-            </w:pPr>
-            <w:r>
-              <w:t>{{mat_po}}</w:t>
-            </w:r>
-          </w:p>
-          <w:p>
-            <w:pPr>
-              <w:jc w:val="center"/>
-            </w:pPr>
-            <w:r>
-              <w:t>{{type}}</w:t>
-            </w:r>
-          </w:p>
-          <w:p>
-            <w:pPr>
-              <w:jc w:val="center"/>
-            </w:pPr>
-            <w:r>
-              <w:t>{{size}}</w:t>
-            </w:r>
-          </w:p>
-        </w:tc>
-        <w:tc>
-          <w:tcPr>
-            <w:tcW w:w="1260" w:type="dxa"/>
-            <w:vAlign w:val="center"/>
-          </w:tcPr>
-          <w:p>
-            <w:pPr>
-              <w:jc w:val="center"/>
-            </w:pPr>
-            <w:r>
-              <w:rPr>
-                <w:sz w:val="28"/>
-                <w:szCs w:val="32"/>
-              </w:rPr>
-              <w:t>{{QR}}</w:t>
-            </w:r>
-          </w:p>
-        </w:tc>
-        <w:tc>
-          <w:tcPr>
-            <w:tcW w:w="2667" w:type="dxa"/>
-            <w:vAlign w:val="center"/>
-          </w:tcPr>
-          <w:p>
-            <w:pPr>
-              <w:jc w:val="center"/>
-            </w:pPr>
-            <w:r>
-              <w:t>{{supplier}}</w:t>
-            </w:r>
-          </w:p>
-          <w:p>
-            <w:pPr>
-              <w:jc w:val="center"/>
-            </w:pPr>
-            <w:r>
-              <w:t>{{mat_po}}</w:t>
-            </w:r>
-          </w:p>
-          <w:p>
-            <w:pPr>
-              <w:jc w:val="center"/>
-            </w:pPr>
-            <w:r>
-              <w:t>{{type}}</w:t>
-            </w:r>
-          </w:p>
-          <w:p>
-            <w:pPr>
-              <w:jc w:val="center"/>
-            </w:pPr>
-            <w:r>
-              <w:t>{{size}}</w:t>
-            </w:r>
-          </w:p>
-        </w:tc>
-        <w:tc>
-          <w:tcPr>
-            <w:tcW w:w="1203" w:type="dxa"/>
-            <w:vAlign w:val="center"/>
-          </w:tcPr>
-          <w:p>
-            <w:pPr>
-              <w:jc w:val="center"/>
-            </w:pPr>
-            <w:r>
-              <w:rPr>
-                <w:sz w:val="28"/>
-                <w:szCs w:val="32"/>
-              </w:rPr>
-              <w:t>{{QR}}</w:t>
-            </w:r>
+          </w:p>
+        </w:tc>
+        <w:tc>
+          <w:tcPr>
+            <w:tcW w:w="2700" w:type="dxa"/>
+            <w:vAlign w:val="center"/>
+          </w:tcPr>
+          <w:p>
+            <w:pPr>
+              <w:ind w:right="255"/>
+              <w:jc w:val="center"/>
+            </w:pPr>
+          </w:p>
+        </w:tc>
+        <w:tc>
+          <w:tcPr>
+            <w:tcW w:w="1080" w:type="dxa"/>
+            <w:vAlign w:val="center"/>
+          </w:tcPr>
+          <w:p>
+            <w:pPr>
+              <w:jc w:val="center"/>
+            </w:pPr>
+          </w:p>
+        </w:tc>
+        <w:tc>
+          <w:tcPr>
+            <w:tcW w:w="2790" w:type="dxa"/>
+            <w:vAlign w:val="center"/>
+          </w:tcPr>
+          <w:p>
+            <w:pPr>
+              <w:ind w:right="313"/>
+              <w:jc w:val="center"/>
+            </w:pPr>
+          </w:p>
+        </w:tc>
+        <w:tc>
+          <w:tcPr>
+            <w:tcW w:w="1080" w:type="dxa"/>
+            <w:vAlign w:val="center"/>
+          </w:tcPr>
+          <w:p>
+            <w:pPr>
+              <w:jc w:val="center"/>
+            </w:pPr>
           </w:p>
         </w:tc>
         <w:tc>
@@ -695,35 +526,9 @@
           </w:tcPr>
           <w:p>
             <w:pPr>
-              <w:jc w:val="center"/>
-            </w:pPr>
-            <w:r>
-              <w:t>{{supplier}}</w:t>
-            </w:r>
-          </w:p>
-          <w:p>
-            <w:pPr>
-              <w:jc w:val="center"/>
-            </w:pPr>
-            <w:r>
-              <w:t>{{mat_po}}</w:t>
-            </w:r>
-          </w:p>
-          <w:p>
-            <w:pPr>
-              <w:jc w:val="center"/>
-            </w:pPr>
-            <w:r>
-              <w:t>{{type}}</w:t>
-            </w:r>
-          </w:p>
-          <w:p>
-            <w:pPr>
-              <w:jc w:val="center"/>
-            </w:pPr>
-            <w:r>
-              <w:t>{{size}}</w:t>
-            </w:r>
+              <w:ind w:right="166"/>
+              <w:jc w:val="center"/>
+            </w:pPr>
           </w:p>
         </w:tc>
       </w:tr>
@@ -733,7 +538,7 @@
         </w:trPr>
         <w:tc>
           <w:tcPr>
-            <w:tcW w:w="1075" w:type="dxa"/>
+            <w:tcW w:w="1165" w:type="dxa"/>
             <w:vAlign w:val="center"/>
           </w:tcPr>
           <w:p>
@@ -744,125 +549,52 @@
                 <w:szCs w:val="32"/>
               </w:rPr>
             </w:pPr>
-            <w:r>
-              <w:rPr>
-                <w:sz w:val="28"/>
-                <w:szCs w:val="32"/>
-              </w:rPr>
-              <w:t>{{QR}}</w:t>
-            </w:r>
-          </w:p>
-        </w:tc>
-        <w:tc>
-          <w:tcPr>
-            <w:tcW w:w="2610" w:type="dxa"/>
-            <w:vAlign w:val="center"/>
-          </w:tcPr>
-          <w:p>
-            <w:pPr>
-              <w:jc w:val="center"/>
-            </w:pPr>
-            <w:r>
-              <w:t>{{supplier}}</w:t>
-            </w:r>
-          </w:p>
-          <w:p>
-            <w:pPr>
-              <w:jc w:val="center"/>
-            </w:pPr>
-            <w:r>
-              <w:t>{{mat_po}}</w:t>
-            </w:r>
-          </w:p>
-          <w:p>
-            <w:pPr>
-              <w:jc w:val="center"/>
-            </w:pPr>
-            <w:r>
-              <w:t>{{type}}</w:t>
-            </w:r>
-          </w:p>
-          <w:p>
-            <w:pPr>
-              <w:jc w:val="center"/>
-            </w:pPr>
-            <w:r>
-              <w:t>{{size}}</w:t>
-            </w:r>
-          </w:p>
-        </w:tc>
-        <w:tc>
-          <w:tcPr>
-            <w:tcW w:w="1260" w:type="dxa"/>
-            <w:vAlign w:val="center"/>
-          </w:tcPr>
-          <w:p>
-            <w:pPr>
-              <w:jc w:val="center"/>
-            </w:pPr>
-            <w:r>
-              <w:rPr>
-                <w:sz w:val="28"/>
-                <w:szCs w:val="32"/>
-              </w:rPr>
-              <w:t>{{QR}}</w:t>
-            </w:r>
-          </w:p>
-        </w:tc>
-        <w:tc>
-          <w:tcPr>
-            <w:tcW w:w="2667" w:type="dxa"/>
-            <w:vAlign w:val="center"/>
-          </w:tcPr>
-          <w:p>
-            <w:pPr>
-              <w:jc w:val="center"/>
-            </w:pPr>
-            <w:r>
-              <w:t>{{supplier}}</w:t>
-            </w:r>
-          </w:p>
-          <w:p>
-            <w:pPr>
-              <w:jc w:val="center"/>
-            </w:pPr>
-            <w:r>
-              <w:t>{{mat_po}}</w:t>
-            </w:r>
-          </w:p>
-          <w:p>
-            <w:pPr>
-              <w:jc w:val="center"/>
-            </w:pPr>
-            <w:r>
-              <w:t>{{type}}</w:t>
-            </w:r>
-          </w:p>
-          <w:p>
-            <w:pPr>
-              <w:jc w:val="center"/>
-            </w:pPr>
-            <w:r>
-              <w:t>{{size}}</w:t>
-            </w:r>
-          </w:p>
-        </w:tc>
-        <w:tc>
-          <w:tcPr>
-            <w:tcW w:w="1203" w:type="dxa"/>
-            <w:vAlign w:val="center"/>
-          </w:tcPr>
-          <w:p>
-            <w:pPr>
-              <w:jc w:val="center"/>
-            </w:pPr>
-            <w:r>
-              <w:rPr>
-                <w:sz w:val="28"/>
-                <w:szCs w:val="32"/>
-              </w:rPr>
-              <w:t>{{QR}}</w:t>
-            </w:r>
+          </w:p>
+        </w:tc>
+        <w:tc>
+          <w:tcPr>
+            <w:tcW w:w="2700" w:type="dxa"/>
+            <w:vAlign w:val="center"/>
+          </w:tcPr>
+          <w:p>
+            <w:pPr>
+              <w:ind w:right="255"/>
+              <w:jc w:val="center"/>
+            </w:pPr>
+          </w:p>
+        </w:tc>
+        <w:tc>
+          <w:tcPr>
+            <w:tcW w:w="1080" w:type="dxa"/>
+            <w:vAlign w:val="center"/>
+          </w:tcPr>
+          <w:p>
+            <w:pPr>
+              <w:jc w:val="center"/>
+            </w:pPr>
+          </w:p>
+        </w:tc>
+        <w:tc>
+          <w:tcPr>
+            <w:tcW w:w="2790" w:type="dxa"/>
+            <w:vAlign w:val="center"/>
+          </w:tcPr>
+          <w:p>
+            <w:pPr>
+              <w:ind w:right="313"/>
+              <w:jc w:val="center"/>
+            </w:pPr>
+          </w:p>
+        </w:tc>
+        <w:tc>
+          <w:tcPr>
+            <w:tcW w:w="1080" w:type="dxa"/>
+            <w:vAlign w:val="center"/>
+          </w:tcPr>
+          <w:p>
+            <w:pPr>
+              <w:jc w:val="center"/>
+            </w:pPr>
           </w:p>
         </w:tc>
         <w:tc>
@@ -872,35 +604,9 @@
           </w:tcPr>
           <w:p>
             <w:pPr>
-              <w:jc w:val="center"/>
-            </w:pPr>
-            <w:r>
-              <w:t>{{supplier}}</w:t>
-            </w:r>
-          </w:p>
-          <w:p>
-            <w:pPr>
-              <w:jc w:val="center"/>
-            </w:pPr>
-            <w:r>
-              <w:t>{{mat_po}}</w:t>
-            </w:r>
-          </w:p>
-          <w:p>
-            <w:pPr>
-              <w:jc w:val="center"/>
-            </w:pPr>
-            <w:r>
-              <w:t>{{type}}</w:t>
-            </w:r>
-          </w:p>
-          <w:p>
-            <w:pPr>
-              <w:jc w:val="center"/>
-            </w:pPr>
-            <w:r>
-              <w:t>{{size}}</w:t>
-            </w:r>
+              <w:ind w:right="166"/>
+              <w:jc w:val="center"/>
+            </w:pPr>
           </w:p>
         </w:tc>
       </w:tr>
@@ -910,7 +616,7 @@
         </w:trPr>
         <w:tc>
           <w:tcPr>
-            <w:tcW w:w="1075" w:type="dxa"/>
+            <w:tcW w:w="1165" w:type="dxa"/>
             <w:vAlign w:val="center"/>
           </w:tcPr>
           <w:p>
@@ -921,125 +627,52 @@
                 <w:szCs w:val="32"/>
               </w:rPr>
             </w:pPr>
-            <w:r>
-              <w:rPr>
-                <w:sz w:val="28"/>
-                <w:szCs w:val="32"/>
-              </w:rPr>
-              <w:t>{{QR}}</w:t>
-            </w:r>
-          </w:p>
-        </w:tc>
-        <w:tc>
-          <w:tcPr>
-            <w:tcW w:w="2610" w:type="dxa"/>
-            <w:vAlign w:val="center"/>
-          </w:tcPr>
-          <w:p>
-            <w:pPr>
-              <w:jc w:val="center"/>
-            </w:pPr>
-            <w:r>
-              <w:t>{{supplier}}</w:t>
-            </w:r>
-          </w:p>
-          <w:p>
-            <w:pPr>
-              <w:jc w:val="center"/>
-            </w:pPr>
-            <w:r>
-              <w:t>{{mat_po}}</w:t>
-            </w:r>
-          </w:p>
-          <w:p>
-            <w:pPr>
-              <w:jc w:val="center"/>
-            </w:pPr>
-            <w:r>
-              <w:t>{{type}}</w:t>
-            </w:r>
-          </w:p>
-          <w:p>
-            <w:pPr>
-              <w:jc w:val="center"/>
-            </w:pPr>
-            <w:r>
-              <w:t>{{size}}</w:t>
-            </w:r>
-          </w:p>
-        </w:tc>
-        <w:tc>
-          <w:tcPr>
-            <w:tcW w:w="1260" w:type="dxa"/>
-            <w:vAlign w:val="center"/>
-          </w:tcPr>
-          <w:p>
-            <w:pPr>
-              <w:jc w:val="center"/>
-            </w:pPr>
-            <w:r>
-              <w:rPr>
-                <w:sz w:val="28"/>
-                <w:szCs w:val="32"/>
-              </w:rPr>
-              <w:t>{{QR}}</w:t>
-            </w:r>
-          </w:p>
-        </w:tc>
-        <w:tc>
-          <w:tcPr>
-            <w:tcW w:w="2667" w:type="dxa"/>
-            <w:vAlign w:val="center"/>
-          </w:tcPr>
-          <w:p>
-            <w:pPr>
-              <w:jc w:val="center"/>
-            </w:pPr>
-            <w:r>
-              <w:t>{{supplier}}</w:t>
-            </w:r>
-          </w:p>
-          <w:p>
-            <w:pPr>
-              <w:jc w:val="center"/>
-            </w:pPr>
-            <w:r>
-              <w:t>{{mat_po}}</w:t>
-            </w:r>
-          </w:p>
-          <w:p>
-            <w:pPr>
-              <w:jc w:val="center"/>
-            </w:pPr>
-            <w:r>
-              <w:t>{{type}}</w:t>
-            </w:r>
-          </w:p>
-          <w:p>
-            <w:pPr>
-              <w:jc w:val="center"/>
-            </w:pPr>
-            <w:r>
-              <w:t>{{size}}</w:t>
-            </w:r>
-          </w:p>
-        </w:tc>
-        <w:tc>
-          <w:tcPr>
-            <w:tcW w:w="1203" w:type="dxa"/>
-            <w:vAlign w:val="center"/>
-          </w:tcPr>
-          <w:p>
-            <w:pPr>
-              <w:jc w:val="center"/>
-            </w:pPr>
-            <w:r>
-              <w:rPr>
-                <w:sz w:val="28"/>
-                <w:szCs w:val="32"/>
-              </w:rPr>
-              <w:t>{{QR}}</w:t>
-            </w:r>
+          </w:p>
+        </w:tc>
+        <w:tc>
+          <w:tcPr>
+            <w:tcW w:w="2700" w:type="dxa"/>
+            <w:vAlign w:val="center"/>
+          </w:tcPr>
+          <w:p>
+            <w:pPr>
+              <w:ind w:right="255"/>
+              <w:jc w:val="center"/>
+            </w:pPr>
+          </w:p>
+        </w:tc>
+        <w:tc>
+          <w:tcPr>
+            <w:tcW w:w="1080" w:type="dxa"/>
+            <w:vAlign w:val="center"/>
+          </w:tcPr>
+          <w:p>
+            <w:pPr>
+              <w:jc w:val="center"/>
+            </w:pPr>
+          </w:p>
+        </w:tc>
+        <w:tc>
+          <w:tcPr>
+            <w:tcW w:w="2790" w:type="dxa"/>
+            <w:vAlign w:val="center"/>
+          </w:tcPr>
+          <w:p>
+            <w:pPr>
+              <w:ind w:right="313"/>
+              <w:jc w:val="center"/>
+            </w:pPr>
+          </w:p>
+        </w:tc>
+        <w:tc>
+          <w:tcPr>
+            <w:tcW w:w="1080" w:type="dxa"/>
+            <w:vAlign w:val="center"/>
+          </w:tcPr>
+          <w:p>
+            <w:pPr>
+              <w:jc w:val="center"/>
+            </w:pPr>
           </w:p>
         </w:tc>
         <w:tc>
@@ -1049,35 +682,9 @@
           </w:tcPr>
           <w:p>
             <w:pPr>
-              <w:jc w:val="center"/>
-            </w:pPr>
-            <w:r>
-              <w:t>{{supplier}}</w:t>
-            </w:r>
-          </w:p>
-          <w:p>
-            <w:pPr>
-              <w:jc w:val="center"/>
-            </w:pPr>
-            <w:r>
-              <w:t>{{mat_po}}</w:t>
-            </w:r>
-          </w:p>
-          <w:p>
-            <w:pPr>
-              <w:jc w:val="center"/>
-            </w:pPr>
-            <w:r>
-              <w:t>{{type}}</w:t>
-            </w:r>
-          </w:p>
-          <w:p>
-            <w:pPr>
-              <w:jc w:val="center"/>
-            </w:pPr>
-            <w:r>
-              <w:t>{{size}}</w:t>
-            </w:r>
+              <w:ind w:right="166"/>
+              <w:jc w:val="center"/>
+            </w:pPr>
           </w:p>
         </w:tc>
       </w:tr>
@@ -1087,7 +694,7 @@
         </w:trPr>
         <w:tc>
           <w:tcPr>
-            <w:tcW w:w="1075" w:type="dxa"/>
+            <w:tcW w:w="1165" w:type="dxa"/>
             <w:vAlign w:val="center"/>
           </w:tcPr>
           <w:p>
@@ -1098,125 +705,52 @@
                 <w:szCs w:val="32"/>
               </w:rPr>
             </w:pPr>
-            <w:r>
-              <w:rPr>
-                <w:sz w:val="28"/>
-                <w:szCs w:val="32"/>
-              </w:rPr>
-              <w:t>{{QR}}</w:t>
-            </w:r>
-          </w:p>
-        </w:tc>
-        <w:tc>
-          <w:tcPr>
-            <w:tcW w:w="2610" w:type="dxa"/>
-            <w:vAlign w:val="center"/>
-          </w:tcPr>
-          <w:p>
-            <w:pPr>
-              <w:jc w:val="center"/>
-            </w:pPr>
-            <w:r>
-              <w:t>{{supplier}}</w:t>
-            </w:r>
-          </w:p>
-          <w:p>
-            <w:pPr>
-              <w:jc w:val="center"/>
-            </w:pPr>
-            <w:r>
-              <w:t>{{mat_po}}</w:t>
-            </w:r>
-          </w:p>
-          <w:p>
-            <w:pPr>
-              <w:jc w:val="center"/>
-            </w:pPr>
-            <w:r>
-              <w:t>{{type}}</w:t>
-            </w:r>
-          </w:p>
-          <w:p>
-            <w:pPr>
-              <w:jc w:val="center"/>
-            </w:pPr>
-            <w:r>
-              <w:t>{{size}}</w:t>
-            </w:r>
-          </w:p>
-        </w:tc>
-        <w:tc>
-          <w:tcPr>
-            <w:tcW w:w="1260" w:type="dxa"/>
-            <w:vAlign w:val="center"/>
-          </w:tcPr>
-          <w:p>
-            <w:pPr>
-              <w:jc w:val="center"/>
-            </w:pPr>
-            <w:r>
-              <w:rPr>
-                <w:sz w:val="28"/>
-                <w:szCs w:val="32"/>
-              </w:rPr>
-              <w:t>{{QR}}</w:t>
-            </w:r>
-          </w:p>
-        </w:tc>
-        <w:tc>
-          <w:tcPr>
-            <w:tcW w:w="2667" w:type="dxa"/>
-            <w:vAlign w:val="center"/>
-          </w:tcPr>
-          <w:p>
-            <w:pPr>
-              <w:jc w:val="center"/>
-            </w:pPr>
-            <w:r>
-              <w:t>{{supplier}}</w:t>
-            </w:r>
-          </w:p>
-          <w:p>
-            <w:pPr>
-              <w:jc w:val="center"/>
-            </w:pPr>
-            <w:r>
-              <w:t>{{mat_po}}</w:t>
-            </w:r>
-          </w:p>
-          <w:p>
-            <w:pPr>
-              <w:jc w:val="center"/>
-            </w:pPr>
-            <w:r>
-              <w:t>{{type}}</w:t>
-            </w:r>
-          </w:p>
-          <w:p>
-            <w:pPr>
-              <w:jc w:val="center"/>
-            </w:pPr>
-            <w:r>
-              <w:t>{{size}}</w:t>
-            </w:r>
-          </w:p>
-        </w:tc>
-        <w:tc>
-          <w:tcPr>
-            <w:tcW w:w="1203" w:type="dxa"/>
-            <w:vAlign w:val="center"/>
-          </w:tcPr>
-          <w:p>
-            <w:pPr>
-              <w:jc w:val="center"/>
-            </w:pPr>
-            <w:r>
-              <w:rPr>
-                <w:sz w:val="28"/>
-                <w:szCs w:val="32"/>
-              </w:rPr>
-              <w:t>{{QR}}</w:t>
-            </w:r>
+          </w:p>
+        </w:tc>
+        <w:tc>
+          <w:tcPr>
+            <w:tcW w:w="2700" w:type="dxa"/>
+            <w:vAlign w:val="center"/>
+          </w:tcPr>
+          <w:p>
+            <w:pPr>
+              <w:ind w:right="255"/>
+              <w:jc w:val="center"/>
+            </w:pPr>
+          </w:p>
+        </w:tc>
+        <w:tc>
+          <w:tcPr>
+            <w:tcW w:w="1080" w:type="dxa"/>
+            <w:vAlign w:val="center"/>
+          </w:tcPr>
+          <w:p>
+            <w:pPr>
+              <w:jc w:val="center"/>
+            </w:pPr>
+          </w:p>
+        </w:tc>
+        <w:tc>
+          <w:tcPr>
+            <w:tcW w:w="2790" w:type="dxa"/>
+            <w:vAlign w:val="center"/>
+          </w:tcPr>
+          <w:p>
+            <w:pPr>
+              <w:ind w:right="313"/>
+              <w:jc w:val="center"/>
+            </w:pPr>
+          </w:p>
+        </w:tc>
+        <w:tc>
+          <w:tcPr>
+            <w:tcW w:w="1080" w:type="dxa"/>
+            <w:vAlign w:val="center"/>
+          </w:tcPr>
+          <w:p>
+            <w:pPr>
+              <w:jc w:val="center"/>
+            </w:pPr>
           </w:p>
         </w:tc>
         <w:tc>
@@ -1226,35 +760,9 @@
           </w:tcPr>
           <w:p>
             <w:pPr>
-              <w:jc w:val="center"/>
-            </w:pPr>
-            <w:r>
-              <w:t>{{supplier}}</w:t>
-            </w:r>
-          </w:p>
-          <w:p>
-            <w:pPr>
-              <w:jc w:val="center"/>
-            </w:pPr>
-            <w:r>
-              <w:t>{{mat_po}}</w:t>
-            </w:r>
-          </w:p>
-          <w:p>
-            <w:pPr>
-              <w:jc w:val="center"/>
-            </w:pPr>
-            <w:r>
-              <w:t>{{type}}</w:t>
-            </w:r>
-          </w:p>
-          <w:p>
-            <w:pPr>
-              <w:jc w:val="center"/>
-            </w:pPr>
-            <w:r>
-              <w:t>{{size}}</w:t>
-            </w:r>
+              <w:ind w:right="166"/>
+              <w:jc w:val="center"/>
+            </w:pPr>
           </w:p>
         </w:tc>
       </w:tr>
@@ -1264,7 +772,7 @@
         </w:trPr>
         <w:tc>
           <w:tcPr>
-            <w:tcW w:w="1075" w:type="dxa"/>
+            <w:tcW w:w="1165" w:type="dxa"/>
             <w:vAlign w:val="center"/>
           </w:tcPr>
           <w:p>
@@ -1275,125 +783,52 @@
                 <w:szCs w:val="32"/>
               </w:rPr>
             </w:pPr>
-            <w:r>
-              <w:rPr>
-                <w:sz w:val="28"/>
-                <w:szCs w:val="32"/>
-              </w:rPr>
-              <w:t>{{QR}}</w:t>
-            </w:r>
-          </w:p>
-        </w:tc>
-        <w:tc>
-          <w:tcPr>
-            <w:tcW w:w="2610" w:type="dxa"/>
-            <w:vAlign w:val="center"/>
-          </w:tcPr>
-          <w:p>
-            <w:pPr>
-              <w:jc w:val="center"/>
-            </w:pPr>
-            <w:r>
-              <w:t>{{supplier}}</w:t>
-            </w:r>
-          </w:p>
-          <w:p>
-            <w:pPr>
-              <w:jc w:val="center"/>
-            </w:pPr>
-            <w:r>
-              <w:t>{{mat_po}}</w:t>
-            </w:r>
-          </w:p>
-          <w:p>
-            <w:pPr>
-              <w:jc w:val="center"/>
-            </w:pPr>
-            <w:r>
-              <w:t>{{type}}</w:t>
-            </w:r>
-          </w:p>
-          <w:p>
-            <w:pPr>
-              <w:jc w:val="center"/>
-            </w:pPr>
-            <w:r>
-              <w:t>{{size}}</w:t>
-            </w:r>
-          </w:p>
-        </w:tc>
-        <w:tc>
-          <w:tcPr>
-            <w:tcW w:w="1260" w:type="dxa"/>
-            <w:vAlign w:val="center"/>
-          </w:tcPr>
-          <w:p>
-            <w:pPr>
-              <w:jc w:val="center"/>
-            </w:pPr>
-            <w:r>
-              <w:rPr>
-                <w:sz w:val="28"/>
-                <w:szCs w:val="32"/>
-              </w:rPr>
-              <w:t>{{QR}}</w:t>
-            </w:r>
-          </w:p>
-        </w:tc>
-        <w:tc>
-          <w:tcPr>
-            <w:tcW w:w="2667" w:type="dxa"/>
-            <w:vAlign w:val="center"/>
-          </w:tcPr>
-          <w:p>
-            <w:pPr>
-              <w:jc w:val="center"/>
-            </w:pPr>
-            <w:r>
-              <w:t>{{supplier}}</w:t>
-            </w:r>
-          </w:p>
-          <w:p>
-            <w:pPr>
-              <w:jc w:val="center"/>
-            </w:pPr>
-            <w:r>
-              <w:t>{{mat_po}}</w:t>
-            </w:r>
-          </w:p>
-          <w:p>
-            <w:pPr>
-              <w:jc w:val="center"/>
-            </w:pPr>
-            <w:r>
-              <w:t>{{type}}</w:t>
-            </w:r>
-          </w:p>
-          <w:p>
-            <w:pPr>
-              <w:jc w:val="center"/>
-            </w:pPr>
-            <w:r>
-              <w:t>{{size}}</w:t>
-            </w:r>
-          </w:p>
-        </w:tc>
-        <w:tc>
-          <w:tcPr>
-            <w:tcW w:w="1203" w:type="dxa"/>
-            <w:vAlign w:val="center"/>
-          </w:tcPr>
-          <w:p>
-            <w:pPr>
-              <w:jc w:val="center"/>
-            </w:pPr>
-            <w:r>
-              <w:rPr>
-                <w:sz w:val="28"/>
-                <w:szCs w:val="32"/>
-              </w:rPr>
-              <w:t>{{QR}}</w:t>
-            </w:r>
+          </w:p>
+        </w:tc>
+        <w:tc>
+          <w:tcPr>
+            <w:tcW w:w="2700" w:type="dxa"/>
+            <w:vAlign w:val="center"/>
+          </w:tcPr>
+          <w:p>
+            <w:pPr>
+              <w:ind w:right="255"/>
+              <w:jc w:val="center"/>
+            </w:pPr>
+          </w:p>
+        </w:tc>
+        <w:tc>
+          <w:tcPr>
+            <w:tcW w:w="1080" w:type="dxa"/>
+            <w:vAlign w:val="center"/>
+          </w:tcPr>
+          <w:p>
+            <w:pPr>
+              <w:jc w:val="center"/>
+            </w:pPr>
+          </w:p>
+        </w:tc>
+        <w:tc>
+          <w:tcPr>
+            <w:tcW w:w="2790" w:type="dxa"/>
+            <w:vAlign w:val="center"/>
+          </w:tcPr>
+          <w:p>
+            <w:pPr>
+              <w:ind w:right="313"/>
+              <w:jc w:val="center"/>
+            </w:pPr>
+          </w:p>
+        </w:tc>
+        <w:tc>
+          <w:tcPr>
+            <w:tcW w:w="1080" w:type="dxa"/>
+            <w:vAlign w:val="center"/>
+          </w:tcPr>
+          <w:p>
+            <w:pPr>
+              <w:jc w:val="center"/>
+            </w:pPr>
           </w:p>
         </w:tc>
         <w:tc>
@@ -1403,35 +838,9 @@
           </w:tcPr>
           <w:p>
             <w:pPr>
-              <w:jc w:val="center"/>
-            </w:pPr>
-            <w:r>
-              <w:t>{{supplier}}</w:t>
-            </w:r>
-          </w:p>
-          <w:p>
-            <w:pPr>
-              <w:jc w:val="center"/>
-            </w:pPr>
-            <w:r>
-              <w:t>{{mat_po}}</w:t>
-            </w:r>
-          </w:p>
-          <w:p>
-            <w:pPr>
-              <w:jc w:val="center"/>
-            </w:pPr>
-            <w:r>
-              <w:t>{{type}}</w:t>
-            </w:r>
-          </w:p>
-          <w:p>
-            <w:pPr>
-              <w:jc w:val="center"/>
-            </w:pPr>
-            <w:r>
-              <w:t>{{size}}</w:t>
-            </w:r>
+              <w:ind w:right="166"/>
+              <w:jc w:val="center"/>
+            </w:pPr>
           </w:p>
         </w:tc>
       </w:tr>
@@ -1441,7 +850,7 @@
         </w:trPr>
         <w:tc>
           <w:tcPr>
-            <w:tcW w:w="1075" w:type="dxa"/>
+            <w:tcW w:w="1165" w:type="dxa"/>
             <w:vAlign w:val="center"/>
           </w:tcPr>
           <w:p>
@@ -1452,125 +861,52 @@
                 <w:szCs w:val="32"/>
               </w:rPr>
             </w:pPr>
-            <w:r>
-              <w:rPr>
-                <w:sz w:val="28"/>
-                <w:szCs w:val="32"/>
-              </w:rPr>
-              <w:t>{{QR}}</w:t>
-            </w:r>
-          </w:p>
-        </w:tc>
-        <w:tc>
-          <w:tcPr>
-            <w:tcW w:w="2610" w:type="dxa"/>
-            <w:vAlign w:val="center"/>
-          </w:tcPr>
-          <w:p>
-            <w:pPr>
-              <w:jc w:val="center"/>
-            </w:pPr>
-            <w:r>
-              <w:t>{{supplier}}</w:t>
-            </w:r>
-          </w:p>
-          <w:p>
-            <w:pPr>
-              <w:jc w:val="center"/>
-            </w:pPr>
-            <w:r>
-              <w:t>{{mat_po}}</w:t>
-            </w:r>
-          </w:p>
-          <w:p>
-            <w:pPr>
-              <w:jc w:val="center"/>
-            </w:pPr>
-            <w:r>
-              <w:t>{{type}}</w:t>
-            </w:r>
-          </w:p>
-          <w:p>
-            <w:pPr>
-              <w:jc w:val="center"/>
-            </w:pPr>
-            <w:r>
-              <w:t>{{size}}</w:t>
-            </w:r>
-          </w:p>
-        </w:tc>
-        <w:tc>
-          <w:tcPr>
-            <w:tcW w:w="1260" w:type="dxa"/>
-            <w:vAlign w:val="center"/>
-          </w:tcPr>
-          <w:p>
-            <w:pPr>
-              <w:jc w:val="center"/>
-            </w:pPr>
-            <w:r>
-              <w:rPr>
-                <w:sz w:val="28"/>
-                <w:szCs w:val="32"/>
-              </w:rPr>
-              <w:t>{{QR}}</w:t>
-            </w:r>
-          </w:p>
-        </w:tc>
-        <w:tc>
-          <w:tcPr>
-            <w:tcW w:w="2667" w:type="dxa"/>
-            <w:vAlign w:val="center"/>
-          </w:tcPr>
-          <w:p>
-            <w:pPr>
-              <w:jc w:val="center"/>
-            </w:pPr>
-            <w:r>
-              <w:t>{{supplier}}</w:t>
-            </w:r>
-          </w:p>
-          <w:p>
-            <w:pPr>
-              <w:jc w:val="center"/>
-            </w:pPr>
-            <w:r>
-              <w:t>{{mat_po}}</w:t>
-            </w:r>
-          </w:p>
-          <w:p>
-            <w:pPr>
-              <w:jc w:val="center"/>
-            </w:pPr>
-            <w:r>
-              <w:t>{{type}}</w:t>
-            </w:r>
-          </w:p>
-          <w:p>
-            <w:pPr>
-              <w:jc w:val="center"/>
-            </w:pPr>
-            <w:r>
-              <w:t>{{size}}</w:t>
-            </w:r>
-          </w:p>
-        </w:tc>
-        <w:tc>
-          <w:tcPr>
-            <w:tcW w:w="1203" w:type="dxa"/>
-            <w:vAlign w:val="center"/>
-          </w:tcPr>
-          <w:p>
-            <w:pPr>
-              <w:jc w:val="center"/>
-            </w:pPr>
-            <w:r>
-              <w:rPr>
-                <w:sz w:val="28"/>
-                <w:szCs w:val="32"/>
-              </w:rPr>
-              <w:t>{{QR}}</w:t>
-            </w:r>
+          </w:p>
+        </w:tc>
+        <w:tc>
+          <w:tcPr>
+            <w:tcW w:w="2700" w:type="dxa"/>
+            <w:vAlign w:val="center"/>
+          </w:tcPr>
+          <w:p>
+            <w:pPr>
+              <w:ind w:right="255"/>
+              <w:jc w:val="center"/>
+            </w:pPr>
+          </w:p>
+        </w:tc>
+        <w:tc>
+          <w:tcPr>
+            <w:tcW w:w="1080" w:type="dxa"/>
+            <w:vAlign w:val="center"/>
+          </w:tcPr>
+          <w:p>
+            <w:pPr>
+              <w:jc w:val="center"/>
+            </w:pPr>
+          </w:p>
+        </w:tc>
+        <w:tc>
+          <w:tcPr>
+            <w:tcW w:w="2790" w:type="dxa"/>
+            <w:vAlign w:val="center"/>
+          </w:tcPr>
+          <w:p>
+            <w:pPr>
+              <w:ind w:right="313"/>
+              <w:jc w:val="center"/>
+            </w:pPr>
+          </w:p>
+        </w:tc>
+        <w:tc>
+          <w:tcPr>
+            <w:tcW w:w="1080" w:type="dxa"/>
+            <w:vAlign w:val="center"/>
+          </w:tcPr>
+          <w:p>
+            <w:pPr>
+              <w:jc w:val="center"/>
+            </w:pPr>
           </w:p>
         </w:tc>
         <w:tc>
@@ -1580,35 +916,9 @@
           </w:tcPr>
           <w:p>
             <w:pPr>
-              <w:jc w:val="center"/>
-            </w:pPr>
-            <w:r>
-              <w:t>{{supplier}}</w:t>
-            </w:r>
-          </w:p>
-          <w:p>
-            <w:pPr>
-              <w:jc w:val="center"/>
-            </w:pPr>
-            <w:r>
-              <w:t>{{mat_po}}</w:t>
-            </w:r>
-          </w:p>
-          <w:p>
-            <w:pPr>
-              <w:jc w:val="center"/>
-            </w:pPr>
-            <w:r>
-              <w:t>{{type}}</w:t>
-            </w:r>
-          </w:p>
-          <w:p>
-            <w:pPr>
-              <w:jc w:val="center"/>
-            </w:pPr>
-            <w:r>
-              <w:t>{{size}}</w:t>
-            </w:r>
+              <w:ind w:right="166"/>
+              <w:jc w:val="center"/>
+            </w:pPr>
           </w:p>
         </w:tc>
       </w:tr>
@@ -1618,7 +928,7 @@
         </w:trPr>
         <w:tc>
           <w:tcPr>
-            <w:tcW w:w="1075" w:type="dxa"/>
+            <w:tcW w:w="1165" w:type="dxa"/>
             <w:vAlign w:val="center"/>
           </w:tcPr>
           <w:p>
@@ -1629,125 +939,52 @@
                 <w:szCs w:val="32"/>
               </w:rPr>
             </w:pPr>
-            <w:r>
-              <w:rPr>
-                <w:sz w:val="28"/>
-                <w:szCs w:val="32"/>
-              </w:rPr>
-              <w:t>{{QR}}</w:t>
-            </w:r>
-          </w:p>
-        </w:tc>
-        <w:tc>
-          <w:tcPr>
-            <w:tcW w:w="2610" w:type="dxa"/>
-            <w:vAlign w:val="center"/>
-          </w:tcPr>
-          <w:p>
-            <w:pPr>
-              <w:jc w:val="center"/>
-            </w:pPr>
-            <w:r>
-              <w:t>{{supplier}}</w:t>
-            </w:r>
-          </w:p>
-          <w:p>
-            <w:pPr>
-              <w:jc w:val="center"/>
-            </w:pPr>
-            <w:r>
-              <w:t>{{mat_po}}</w:t>
-            </w:r>
-          </w:p>
-          <w:p>
-            <w:pPr>
-              <w:jc w:val="center"/>
-            </w:pPr>
-            <w:r>
-              <w:t>{{type}}</w:t>
-            </w:r>
-          </w:p>
-          <w:p>
-            <w:pPr>
-              <w:jc w:val="center"/>
-            </w:pPr>
-            <w:r>
-              <w:t>{{size}}</w:t>
-            </w:r>
-          </w:p>
-        </w:tc>
-        <w:tc>
-          <w:tcPr>
-            <w:tcW w:w="1260" w:type="dxa"/>
-            <w:vAlign w:val="center"/>
-          </w:tcPr>
-          <w:p>
-            <w:pPr>
-              <w:jc w:val="center"/>
-            </w:pPr>
-            <w:r>
-              <w:rPr>
-                <w:sz w:val="28"/>
-                <w:szCs w:val="32"/>
-              </w:rPr>
-              <w:t>{{QR}}</w:t>
-            </w:r>
-          </w:p>
-        </w:tc>
-        <w:tc>
-          <w:tcPr>
-            <w:tcW w:w="2667" w:type="dxa"/>
-            <w:vAlign w:val="center"/>
-          </w:tcPr>
-          <w:p>
-            <w:pPr>
-              <w:jc w:val="center"/>
-            </w:pPr>
-            <w:r>
-              <w:t>{{supplier}}</w:t>
-            </w:r>
-          </w:p>
-          <w:p>
-            <w:pPr>
-              <w:jc w:val="center"/>
-            </w:pPr>
-            <w:r>
-              <w:t>{{mat_po}}</w:t>
-            </w:r>
-          </w:p>
-          <w:p>
-            <w:pPr>
-              <w:jc w:val="center"/>
-            </w:pPr>
-            <w:r>
-              <w:t>{{type}}</w:t>
-            </w:r>
-          </w:p>
-          <w:p>
-            <w:pPr>
-              <w:jc w:val="center"/>
-            </w:pPr>
-            <w:r>
-              <w:t>{{size}}</w:t>
-            </w:r>
-          </w:p>
-        </w:tc>
-        <w:tc>
-          <w:tcPr>
-            <w:tcW w:w="1203" w:type="dxa"/>
-            <w:vAlign w:val="center"/>
-          </w:tcPr>
-          <w:p>
-            <w:pPr>
-              <w:jc w:val="center"/>
-            </w:pPr>
-            <w:r>
-              <w:rPr>
-                <w:sz w:val="28"/>
-                <w:szCs w:val="32"/>
-              </w:rPr>
-              <w:t>{{QR}}</w:t>
-            </w:r>
+          </w:p>
+        </w:tc>
+        <w:tc>
+          <w:tcPr>
+            <w:tcW w:w="2700" w:type="dxa"/>
+            <w:vAlign w:val="center"/>
+          </w:tcPr>
+          <w:p>
+            <w:pPr>
+              <w:ind w:right="255"/>
+              <w:jc w:val="center"/>
+            </w:pPr>
+          </w:p>
+        </w:tc>
+        <w:tc>
+          <w:tcPr>
+            <w:tcW w:w="1080" w:type="dxa"/>
+            <w:vAlign w:val="center"/>
+          </w:tcPr>
+          <w:p>
+            <w:pPr>
+              <w:jc w:val="center"/>
+            </w:pPr>
+          </w:p>
+        </w:tc>
+        <w:tc>
+          <w:tcPr>
+            <w:tcW w:w="2790" w:type="dxa"/>
+            <w:vAlign w:val="center"/>
+          </w:tcPr>
+          <w:p>
+            <w:pPr>
+              <w:ind w:right="313"/>
+              <w:jc w:val="center"/>
+            </w:pPr>
+          </w:p>
+        </w:tc>
+        <w:tc>
+          <w:tcPr>
+            <w:tcW w:w="1080" w:type="dxa"/>
+            <w:vAlign w:val="center"/>
+          </w:tcPr>
+          <w:p>
+            <w:pPr>
+              <w:jc w:val="center"/>
+            </w:pPr>
           </w:p>
         </w:tc>
         <w:tc>
@@ -1757,35 +994,9 @@
           </w:tcPr>
           <w:p>
             <w:pPr>
-              <w:jc w:val="center"/>
-            </w:pPr>
-            <w:r>
-              <w:t>{{supplier}}</w:t>
-            </w:r>
-          </w:p>
-          <w:p>
-            <w:pPr>
-              <w:jc w:val="center"/>
-            </w:pPr>
-            <w:r>
-              <w:t>{{mat_po}}</w:t>
-            </w:r>
-          </w:p>
-          <w:p>
-            <w:pPr>
-              <w:jc w:val="center"/>
-            </w:pPr>
-            <w:r>
-              <w:t>{{type}}</w:t>
-            </w:r>
-          </w:p>
-          <w:p>
-            <w:pPr>
-              <w:jc w:val="center"/>
-            </w:pPr>
-            <w:r>
-              <w:t>{{size}}</w:t>
-            </w:r>
+              <w:ind w:right="166"/>
+              <w:jc w:val="center"/>
+            </w:pPr>
           </w:p>
         </w:tc>
       </w:tr>
@@ -2408,6 +1619,7 @@
   <w:style w:type="character" w:default="1" w:styleId="DefaultParagraphFont">
     <w:name w:val="Default Paragraph Font"/>
     <w:uiPriority w:val="1"/>
+    <w:semiHidden/>
     <w:unhideWhenUsed/>
   </w:style>
   <w:style w:type="table" w:default="1" w:styleId="TableNormal">
